--- a/50102_DHLab_Sales_Order_Confirmation.docx
+++ b/50102_DHLab_Sales_Order_Confirmation.docx
@@ -252,7 +252,7 @@
  
          < P h o n e N o _ C o m p a n y I n f o > P h o n e N o _ C o m p a n y I n f o < / P h o n e N o _ C o m p a n y I n f o >   
-         < P i c t u r e _ C o m p a n y I n f o > P i c t u r e _ C o m p a n y I n f o < / P i c t u r e _ C o m p a n y I n f o > +         < P i c t u r e _ C o m p a n y I n f o   / >   
          < P o s t C o d e _ C o m p a n y I n f o > P o s t C o d e _ C o m p a n y I n f o < / P o s t C o d e _ C o m p a n y I n f o >   
